--- a/Test_And_Cal_Data/BTA-R1/MSS-SN0008_COMP-BURDEN-SHEET.docx
+++ b/Test_And_Cal_Data/BTA-R1/MSS-SN0008_COMP-BURDEN-SHEET.docx
@@ -128,13 +128,25 @@
         <w:rPr>
           <w:b w:val="false"/>
           <w:bCs w:val="false"/>
-          <w:u w:val="single"/>
-        </w:rPr>
-        <w:t>_BTA-Q12-Q8-Q7-Q11______________________</w:t>
-      </w:r>
-      <w:r>
-        <w:rPr/>
-        <w:t xml:space="preserve">   </w:t>
+          <w:u w:val="none"/>
+        </w:rPr>
+        <w:t>_</w:t>
+      </w:r>
+      <w:r>
+        <w:rPr>
+          <w:b w:val="false"/>
+          <w:bCs w:val="false"/>
+          <w:u w:val="single"/>
+        </w:rPr>
+        <w:t>BTA-Q16-Q15-Q9</w:t>
+      </w:r>
+      <w:r>
+        <w:rPr>
+          <w:b w:val="false"/>
+          <w:bCs w:val="false"/>
+          <w:u w:val="none"/>
+        </w:rPr>
+        <w:t xml:space="preserve">________________________   </w:t>
       </w:r>
     </w:p>
     <w:p>
@@ -173,7 +185,7 @@
         <w:rPr>
           <w:u w:val="single"/>
         </w:rPr>
-        <w:t>8.00</w:t>
+        <w:t>4.74</w:t>
       </w:r>
       <w:r>
         <w:rPr/>
@@ -186,7 +198,7 @@
         <w:rPr>
           <w:u w:val="single"/>
         </w:rPr>
-        <w:t>_6.00_________</w:t>
+        <w:t>_4.74_________</w:t>
       </w:r>
     </w:p>
     <w:p>
@@ -203,24 +215,20 @@
         <w:rPr>
           <w:u w:val="single"/>
         </w:rPr>
-        <w:t>8.00</w:t>
+        <w:t>4.74</w:t>
       </w:r>
       <w:r>
         <w:rPr/>
         <w:t>__________</w:t>
         <w:tab/>
         <w:tab/>
-        <w:t>Channel 4 _</w:t>
-      </w:r>
-      <w:r>
-        <w:rPr>
-          <w:u w:val="single"/>
-        </w:rPr>
-        <w:t>6.79</w:t>
-      </w:r>
-      <w:r>
-        <w:rPr/>
-        <w:t>_________</w:t>
+        <w:t xml:space="preserve">Channel 4 </w:t>
+      </w:r>
+      <w:r>
+        <w:rPr>
+          <w:u w:val="none"/>
+        </w:rPr>
+        <w:t>______________</w:t>
       </w:r>
     </w:p>
     <w:p>
@@ -333,23 +341,25 @@
         <w:rPr>
           <w:u w:val="single"/>
         </w:rPr>
-        <w:t>10k_</w:t>
+        <w:t>10k</w:t>
+      </w:r>
+      <w:r>
+        <w:rPr>
+          <w:u w:val="none"/>
+        </w:rPr>
+        <w:t>_</w:t>
       </w:r>
       <w:r>
         <w:rPr/>
         <w:t>_______</w:t>
         <w:tab/>
-        <w:t>Channel 4 Kp (R) __</w:t>
-      </w:r>
-      <w:r>
-        <w:rPr>
-          <w:u w:val="single"/>
-        </w:rPr>
-        <w:t>4.7k</w:t>
-      </w:r>
-      <w:r>
-        <w:rPr/>
-        <w:t>_______</w:t>
+        <w:t xml:space="preserve">Channel 4 Kp (R) </w:t>
+      </w:r>
+      <w:r>
+        <w:rPr>
+          <w:u w:val="none"/>
+        </w:rPr>
+        <w:t>_____________</w:t>
       </w:r>
     </w:p>
     <w:p>
@@ -383,17 +393,13 @@
       <w:r>
         <w:rPr/>
         <w:tab/>
-        <w:t>Channel 4 Ki (C) __</w:t>
-      </w:r>
-      <w:r>
-        <w:rPr>
-          <w:u w:val="single"/>
-        </w:rPr>
-        <w:t>10u</w:t>
-      </w:r>
-      <w:r>
-        <w:rPr/>
-        <w:t>__________</w:t>
+        <w:t xml:space="preserve">Channel 4 Ki (C) </w:t>
+      </w:r>
+      <w:r>
+        <w:rPr>
+          <w:u w:val="none"/>
+        </w:rPr>
+        <w:t>_______________</w:t>
       </w:r>
     </w:p>
     <w:p>
@@ -533,15 +539,7 @@
           <w:b/>
           <w:bCs/>
         </w:rPr>
-        <w:t>Product Serial Number:_</w:t>
-      </w:r>
-      <w:r>
-        <w:rPr>
-          <w:b w:val="false"/>
-          <w:bCs w:val="false"/>
-          <w:u w:val="single"/>
-        </w:rPr>
-        <w:t>0008</w:t>
+        <w:t>Product Serial Number:</w:t>
       </w:r>
       <w:r>
         <w:rPr>
@@ -549,22 +547,23 @@
           <w:bCs w:val="false"/>
           <w:u w:val="none"/>
         </w:rPr>
-        <w:t>_____</w:t>
-      </w:r>
-      <w:r>
-        <w:rPr>
-          <w:b/>
-          <w:bCs/>
+        <w:t>_</w:t>
+      </w:r>
+      <w:r>
+        <w:rPr>
+          <w:b w:val="false"/>
+          <w:bCs w:val="false"/>
+          <w:u w:val="single"/>
+        </w:rPr>
+        <w:t>0008</w:t>
+      </w:r>
+      <w:r>
+        <w:rPr>
+          <w:b w:val="false"/>
+          <w:bCs w:val="false"/>
           <w:u w:val="none"/>
         </w:rPr>
-        <w:t>_</w:t>
-      </w:r>
-      <w:r>
-        <w:rPr>
-          <w:b/>
-          <w:bCs/>
-        </w:rPr>
-        <w:t>________</w:t>
+        <w:t>______________</w:t>
       </w:r>
     </w:p>
     <w:p>
